--- a/fra/docx/56.content.docx
+++ b/fra/docx/56.content.docx
@@ -277,7 +277,7 @@
         <w:rPr>
           <w:lang w:val="fr_FR" w:bidi="fr_FR"/>
         </w:rPr>
-        <w:t xml:space="preserve"> À Tite, mon véritable fils dans la foi que nous partageons. Que Dieu le Père et Jésus-Christ notre Sauveur te donnent la grâce et la paix !</w:t>
+        <w:t xml:space="preserve"> À Tite, mon véritable enfant dans la foi que nous partageons. Que Dieu le Père et Jésus-Christ notre Sauveur te donnent la grâce et la paix !</w:t>
       </w:r>
     </w:p>
     <w:p>
@@ -340,7 +340,7 @@
         <w:rPr>
           <w:lang w:val="fr_FR" w:bidi="fr_FR"/>
         </w:rPr>
-        <w:t xml:space="preserve"> Car l’ancien doit être irréprochable, en tant qu’intendant de Dieu. Il ne doit pas être arrogant, colérique, attaché au vin, violent ou prêt à gagner de l’argent malhonnêtement.</w:t>
+        <w:t xml:space="preserve"> Car l’ancien doit être irréprochable, en tant qu’intendant de Dieu. Il ne doit pas être arrogant, colérique, attaché au vin, violent ou honteusement cupide.</w:t>
       </w:r>
     </w:p>
     <w:p>
@@ -361,7 +361,7 @@
         <w:rPr>
           <w:lang w:val="fr_FR" w:bidi="fr_FR"/>
         </w:rPr>
-        <w:t xml:space="preserve"> Il doit au contraire être hospitalier, ami des gens de bien, modéré, juste, saint et maître de soi.</w:t>
+        <w:t xml:space="preserve"> Il doit au contraire être hospitalier, ami des gens de bien, raisonnable, juste, saint et maître de soi.</w:t>
       </w:r>
     </w:p>
     <w:p>
@@ -587,7 +587,7 @@
         <w:rPr>
           <w:lang w:val="fr_FR" w:bidi="fr_FR"/>
         </w:rPr>
-        <w:t xml:space="preserve"> Dis que les hommes âgés doivent être sobres, dignes, modérés, sains dans la foi, dans l’amour, dans la patience.</w:t>
+        <w:t xml:space="preserve"> Dis que les hommes âgés doivent être sobres, dignes, raisonnables, sains dans la foi, dans l’amour, dans la patience.</w:t>
       </w:r>
     </w:p>
     <w:p>
@@ -650,7 +650,7 @@
         <w:rPr>
           <w:lang w:val="fr_FR" w:bidi="fr_FR"/>
         </w:rPr>
-        <w:t xml:space="preserve"> à être modérées et vertueuses, à être occupées chez elles, à être bonnes et soumises à leurs maris. Comme cela, la parole de Dieu ne sera pas blasphémée.</w:t>
+        <w:t xml:space="preserve"> à être raisonnables et vertueuses, à être occupées chez elles, à être bonnes et soumises à leurs maris. Comme cela, la parole de Dieu ne sera pas blasphémée.</w:t>
       </w:r>
     </w:p>
     <w:p>
@@ -939,7 +939,7 @@
         <w:rPr>
           <w:lang w:val="fr_FR" w:bidi="fr_FR"/>
         </w:rPr>
-        <w:t xml:space="preserve"> Car nous aussi, nous étions autrefois insensés, désobéissants, égarés, esclaves de toute espèce de convoitises et de plaisirs mauvais. Nous vivions dans la méchanceté et dans l’envie. Nous étions dignes d’être haïs, et nous nous détestions les uns les autres.</w:t>
+        <w:t xml:space="preserve"> Car nous aussi, nous étions autrefois insensés, désobéissants, égarés, esclaves de toute espèce de convoitises et de plaisirs mauvais. Nous vivions dans la méchanceté et dans l’envie. Nous étions haïssables, et nous nous détestions les uns les autres.</w:t>
       </w:r>
     </w:p>
     <w:p>
@@ -1065,7 +1065,7 @@
         <w:rPr>
           <w:lang w:val="fr_FR" w:bidi="fr_FR"/>
         </w:rPr>
-        <w:t xml:space="preserve"> Voilà ce qui est bon et utile aux hommes. Mais évite les discussions folles, les généalogies, les disputes, les querelles à propos de la loi. En effet, celles-ci sont inutiles et vides de sens.</w:t>
+        <w:t xml:space="preserve"> Voilà ce qui est bon et utile aux êtres humains. Mais évite les discussions folles, les généalogies, les disputes, les querelles à propos de la loi. En effet, celles-ci sont inutiles et vides de sens.</w:t>
       </w:r>
     </w:p>
     <w:p>
@@ -1086,7 +1086,7 @@
         <w:rPr>
           <w:lang w:val="fr_FR" w:bidi="fr_FR"/>
         </w:rPr>
-        <w:t xml:space="preserve"> Éloigne de toi, après un premier et un second avertissement, un homme qui provoque des divisions.</w:t>
+        <w:t xml:space="preserve"> Éloigne de toi, après un premier et un second avertissement, une personne qui provoque des divisions.</w:t>
       </w:r>
     </w:p>
     <w:p>
@@ -1107,7 +1107,7 @@
         <w:rPr>
           <w:lang w:val="fr_FR" w:bidi="fr_FR"/>
         </w:rPr>
-        <w:t xml:space="preserve"> Tu sais qu’un homme de cette espèce est perverti, et qu’il pèche, en se condamnant lui-même.</w:t>
+        <w:t xml:space="preserve"> Tu sais qu’un homme de cette espèce est perverti et qu’il pèche, en se condamnant lui-même.</w:t>
       </w:r>
     </w:p>
     <w:p>
@@ -1149,7 +1149,7 @@
         <w:rPr>
           <w:lang w:val="fr_FR" w:bidi="fr_FR"/>
         </w:rPr>
-        <w:t xml:space="preserve"> Prends soin de donner à Zénas, le docteur de la loi, et à Apollos tout ce dont ils ont besoin pour leur voyage, pour qu’il ne leur manque rien.</w:t>
+        <w:t xml:space="preserve"> Prends soin de donner à Zénas, le docteur de la loi, et à Apollos tout ce dont ils ont besoin pour leur voyage.</w:t>
       </w:r>
     </w:p>
     <w:p>
